--- a/Seren_3.9.4_User_Guide.docx
+++ b/Seren_3.9.4_User_Guide.docx
@@ -4257,7 +4257,7 @@
         <w:pStyle w:val="Heading3"/>
       </w:pPr>
       <w:r>
-        <w:t xml:space="preserve">Step 2 — Install the Nixgate Fork (3.9.1)</w:t>
+        <w:t xml:space="preserve">Step 2 — Install the Nixgate Fork (3.9.4)</w:t>
       </w:r>
     </w:p>
     <w:p>
@@ -4275,7 +4275,7 @@
         <w:rPr>
           <w:rStyle w:val="VerbatimChar"/>
         </w:rPr>
-        <w:t xml:space="preserve">plugin.video.seren-3.9.1.zip</w:t>
+        <w:t xml:space="preserve">plugin.video.seren-3.9.4.zip</w:t>
       </w:r>
       <w:r>
         <w:t xml:space="preserve"> to a location Kodi can reach (USB drive, local folder, or network share).</w:t>
